--- a/Priming/answer-sheet.docx
+++ b/Priming/answer-sheet.docx
@@ -71,18 +71,19 @@
         </w:rPr>
         <w:t xml:space="preserve"> </w:t>
       </w:r>
-      <w:r>
-        <w:rPr>
-          <w:rFonts w:asciiTheme="majorBidi" w:hAnsiTheme="majorBidi" w:cstheme="majorBidi"/>
-          <w:color w:val="4472C4" w:themeColor="accent1"/>
-          <w:kern w:val="0"/>
-          <w:sz w:val="22"/>
-          <w:szCs w:val="22"/>
-          <w:u w:val="single"/>
-          <w:lang w:bidi="he-IL"/>
-        </w:rPr>
-        <w:t>https://puzzl-e.github.io/cbs3402/Priming/more-options-in-priming.html</w:t>
-      </w:r>
+      <w:hyperlink r:id="rId7" w:history="1">
+        <w:r>
+          <w:rPr>
+            <w:rStyle w:val="Hyperlink"/>
+            <w:rFonts w:asciiTheme="majorBidi" w:hAnsiTheme="majorBidi" w:cstheme="majorBidi"/>
+            <w:kern w:val="0"/>
+            <w:sz w:val="22"/>
+            <w:szCs w:val="22"/>
+            <w:lang w:bidi="he-IL"/>
+          </w:rPr>
+          <w:t>https://ericpelzl.github.io/cbs592/Priming/more-options-in-priming.html</w:t>
+        </w:r>
+      </w:hyperlink>
     </w:p>
     <w:p>
       <w:pPr>
@@ -2457,7 +2458,23 @@
           <w:kern w:val="0"/>
           <w:lang w:bidi="he-IL"/>
         </w:rPr>
-        <w:t>of a prime-target presentation using paired priming is:</w:t>
+        <w:t xml:space="preserve">of a prime-target presentation using </w:t>
+      </w:r>
+      <w:r>
+        <w:rPr>
+          <w:rFonts w:asciiTheme="majorBidi" w:hAnsiTheme="majorBidi" w:cstheme="majorBidi"/>
+          <w:kern w:val="0"/>
+          <w:lang w:bidi="he-IL"/>
+        </w:rPr>
+        <w:t>list</w:t>
+      </w:r>
+      <w:r>
+        <w:rPr>
+          <w:rFonts w:asciiTheme="majorBidi" w:hAnsiTheme="majorBidi" w:cstheme="majorBidi"/>
+          <w:kern w:val="0"/>
+          <w:lang w:bidi="he-IL"/>
+        </w:rPr>
+        <w:t xml:space="preserve"> priming is:</w:t>
       </w:r>
     </w:p>
     <w:p>
@@ -3734,7 +3751,7 @@
         </w:rPr>
         <w:t xml:space="preserve">, Y., Coltheart, M., Castles, A., Ziegler, J., Taft, M., &amp; Grainger, J. (2018). </w:t>
       </w:r>
-      <w:hyperlink r:id="rId7" w:history="1">
+      <w:hyperlink r:id="rId8" w:history="1">
         <w:r>
           <w:rPr>
             <w:rFonts w:asciiTheme="majorBidi" w:eastAsia="Times New Roman" w:hAnsiTheme="majorBidi" w:cstheme="majorBidi"/>
@@ -3797,7 +3814,7 @@
         </w:rPr>
         <w:t xml:space="preserve">Chen, B., Liang, L., Cui, P., &amp; Dunlap, S. (2014). </w:t>
       </w:r>
-      <w:hyperlink r:id="rId8" w:history="1">
+      <w:hyperlink r:id="rId9" w:history="1">
         <w:r>
           <w:rPr>
             <w:rFonts w:asciiTheme="majorBidi" w:eastAsia="Times New Roman" w:hAnsiTheme="majorBidi" w:cstheme="majorBidi"/>
@@ -3884,7 +3901,7 @@
         </w:rPr>
         <w:t xml:space="preserve">Coughlin, C., &amp; Tremblay, A. (2015). </w:t>
       </w:r>
-      <w:hyperlink r:id="rId9" w:history="1">
+      <w:hyperlink r:id="rId10" w:history="1">
         <w:r>
           <w:rPr>
             <w:rFonts w:asciiTheme="majorBidi" w:eastAsia="Times New Roman" w:hAnsiTheme="majorBidi" w:cstheme="majorBidi"/>
@@ -3947,7 +3964,7 @@
         </w:rPr>
         <w:t xml:space="preserve">Feldman, L., &amp; Siok, W. (1999). </w:t>
       </w:r>
-      <w:hyperlink r:id="rId10" w:history="1">
+      <w:hyperlink r:id="rId11" w:history="1">
         <w:r>
           <w:rPr>
             <w:rFonts w:asciiTheme="majorBidi" w:eastAsia="Times New Roman" w:hAnsiTheme="majorBidi" w:cstheme="majorBidi"/>
@@ -4010,7 +4027,7 @@
         </w:rPr>
         <w:t xml:space="preserve">Fiorentino, R., Politzer-Ahles, S., Pak, N., Martínez-García, M., &amp; Coughlin, C. (2015). </w:t>
       </w:r>
-      <w:hyperlink r:id="rId11" w:history="1">
+      <w:hyperlink r:id="rId12" w:history="1">
         <w:r>
           <w:rPr>
             <w:rFonts w:asciiTheme="majorBidi" w:eastAsia="Times New Roman" w:hAnsiTheme="majorBidi" w:cstheme="majorBidi"/>
@@ -4073,7 +4090,7 @@
         </w:rPr>
         <w:t xml:space="preserve">Gonnerman, L., Seidenberg, M., &amp; Andersen, E. (2007). </w:t>
       </w:r>
-      <w:hyperlink r:id="rId12" w:history="1">
+      <w:hyperlink r:id="rId13" w:history="1">
         <w:r>
           <w:rPr>
             <w:rFonts w:asciiTheme="majorBidi" w:eastAsia="Times New Roman" w:hAnsiTheme="majorBidi" w:cstheme="majorBidi"/>
@@ -4147,7 +4164,7 @@
         </w:rPr>
         <w:t>, C., &amp; Ellis, A. W. (2004)</w:t>
       </w:r>
-      <w:hyperlink r:id="rId13" w:history="1">
+      <w:hyperlink r:id="rId14" w:history="1">
         <w:r>
           <w:rPr>
             <w:rFonts w:asciiTheme="majorBidi" w:eastAsia="Times New Roman" w:hAnsiTheme="majorBidi" w:cstheme="majorBidi"/>
@@ -4221,7 +4238,7 @@
         </w:rPr>
         <w:t xml:space="preserve">, S., &amp; Dupoux, S. (2009). </w:t>
       </w:r>
-      <w:hyperlink r:id="rId14" w:history="1">
+      <w:hyperlink r:id="rId15" w:history="1">
         <w:r>
           <w:rPr>
             <w:rFonts w:asciiTheme="majorBidi" w:eastAsia="Times New Roman" w:hAnsiTheme="majorBidi" w:cstheme="majorBidi"/>
@@ -4328,7 +4345,7 @@
         </w:rPr>
         <w:t xml:space="preserve">, J. (1988). </w:t>
       </w:r>
-      <w:hyperlink r:id="rId15" w:history="1">
+      <w:hyperlink r:id="rId16" w:history="1">
         <w:r>
           <w:rPr>
             <w:rFonts w:asciiTheme="majorBidi" w:eastAsia="Times New Roman" w:hAnsiTheme="majorBidi" w:cstheme="majorBidi"/>
@@ -4431,7 +4448,7 @@
         </w:rPr>
         <w:t xml:space="preserve">, S. (2014). </w:t>
       </w:r>
-      <w:hyperlink r:id="rId16" w:history="1">
+      <w:hyperlink r:id="rId17" w:history="1">
         <w:r>
           <w:rPr>
             <w:rFonts w:asciiTheme="majorBidi" w:eastAsia="Times New Roman" w:hAnsiTheme="majorBidi" w:cstheme="majorBidi"/>
@@ -4494,7 +4511,7 @@
         </w:rPr>
         <w:t xml:space="preserve">Pelzl, E., Carlson, M. T., Guo, T., Jackson, C. N., &amp; van Hell, J. G. (2021). </w:t>
       </w:r>
-      <w:hyperlink r:id="rId17" w:history="1">
+      <w:hyperlink r:id="rId18" w:history="1">
         <w:r>
           <w:rPr>
             <w:rFonts w:asciiTheme="majorBidi" w:eastAsia="Times New Roman" w:hAnsiTheme="majorBidi" w:cstheme="majorBidi"/>
@@ -4577,7 +4594,7 @@
         </w:rPr>
         <w:t xml:space="preserve">). </w:t>
       </w:r>
-      <w:hyperlink r:id="rId18" w:history="1">
+      <w:hyperlink r:id="rId19" w:history="1">
         <w:r>
           <w:rPr>
             <w:rFonts w:asciiTheme="majorBidi" w:eastAsia="Times New Roman" w:hAnsiTheme="majorBidi" w:cstheme="majorBidi"/>
@@ -4620,7 +4637,7 @@
         </w:rPr>
         <w:t xml:space="preserve">Politzer-Ahles, S, Pan, L., Lin, J., &amp; Lee, K.K. (2023). </w:t>
       </w:r>
-      <w:hyperlink r:id="rId19" w:history="1">
+      <w:hyperlink r:id="rId20" w:history="1">
         <w:r>
           <w:rPr>
             <w:rFonts w:asciiTheme="majorBidi" w:eastAsia="Times New Roman" w:hAnsiTheme="majorBidi" w:cstheme="majorBidi"/>
@@ -4683,7 +4700,7 @@
         </w:rPr>
         <w:t xml:space="preserve">Prather, P., Zurif, E., Stern, C., &amp; Rosen, T. (1992). </w:t>
       </w:r>
-      <w:hyperlink r:id="rId20" w:history="1">
+      <w:hyperlink r:id="rId21" w:history="1">
         <w:r>
           <w:rPr>
             <w:rFonts w:asciiTheme="majorBidi" w:eastAsia="Times New Roman" w:hAnsiTheme="majorBidi" w:cstheme="majorBidi"/>
@@ -4769,7 +4786,7 @@
         </w:rPr>
         <w:t xml:space="preserve">, K., Davis, M., Marslen-Wilson, W., &amp; Tyler, L. (2000). </w:t>
       </w:r>
-      <w:hyperlink r:id="rId21" w:history="1">
+      <w:hyperlink r:id="rId22" w:history="1">
         <w:r>
           <w:rPr>
             <w:rFonts w:asciiTheme="majorBidi" w:eastAsia="Times New Roman" w:hAnsiTheme="majorBidi" w:cstheme="majorBidi"/>
@@ -4832,7 +4849,7 @@
         </w:rPr>
         <w:t xml:space="preserve">Silverberg, S. &amp; Samuel, A. (2004). </w:t>
       </w:r>
-      <w:hyperlink r:id="rId22" w:history="1">
+      <w:hyperlink r:id="rId23" w:history="1">
         <w:r>
           <w:rPr>
             <w:rFonts w:asciiTheme="majorBidi" w:eastAsia="Times New Roman" w:hAnsiTheme="majorBidi" w:cstheme="majorBidi"/>
@@ -4895,7 +4912,7 @@
         </w:rPr>
         <w:t xml:space="preserve">Stern, C., Prather, P., Swinney, D., &amp; Zurif, E. (1991). </w:t>
       </w:r>
-      <w:hyperlink r:id="rId23" w:history="1">
+      <w:hyperlink r:id="rId24" w:history="1">
         <w:r>
           <w:rPr>
             <w:rFonts w:asciiTheme="majorBidi" w:eastAsia="Times New Roman" w:hAnsiTheme="majorBidi" w:cstheme="majorBidi"/>
@@ -4969,7 +4986,7 @@
         </w:rPr>
         <w:t xml:space="preserve">, M., &amp; Grainger, J. (2007). </w:t>
       </w:r>
-      <w:hyperlink r:id="rId24" w:history="1">
+      <w:hyperlink r:id="rId25" w:history="1">
         <w:r>
           <w:rPr>
             <w:rFonts w:asciiTheme="majorBidi" w:eastAsia="Times New Roman" w:hAnsiTheme="majorBidi" w:cstheme="majorBidi"/>
@@ -5032,7 +5049,7 @@
         </w:rPr>
         <w:t xml:space="preserve">Wang, M., Koda, K., &amp; Perfetti, C. (2003). </w:t>
       </w:r>
-      <w:hyperlink r:id="rId25" w:history="1">
+      <w:hyperlink r:id="rId26" w:history="1">
         <w:r>
           <w:rPr>
             <w:rFonts w:asciiTheme="majorBidi" w:eastAsia="Times New Roman" w:hAnsiTheme="majorBidi" w:cstheme="majorBidi"/>
@@ -5093,135 +5110,9 @@
           <w:lang w:bidi="he-IL"/>
           <w14:ligatures w14:val="none"/>
         </w:rPr>
-        <w:t xml:space="preserve">Wang, X., &amp; Forster, K. (2015). </w:t>
-      </w:r>
-      <w:hyperlink r:id="rId26" w:history="1">
-        <w:r>
-          <w:rPr>
-            <w:rFonts w:asciiTheme="majorBidi" w:eastAsia="Times New Roman" w:hAnsiTheme="majorBidi" w:cstheme="majorBidi"/>
-            <w:color w:val="0000FF"/>
-            <w:kern w:val="0"/>
-            <w:u w:val="single"/>
-            <w:lang w:bidi="he-IL"/>
-            <w14:ligatures w14:val="none"/>
-          </w:rPr>
-          <w:t>Is translation priming asymmetry due to partial awareness of the prime?</w:t>
-        </w:r>
-      </w:hyperlink>
-      <w:r>
-        <w:rPr>
-          <w:rFonts w:asciiTheme="majorBidi" w:eastAsia="Times New Roman" w:hAnsiTheme="majorBidi" w:cstheme="majorBidi"/>
-          <w:kern w:val="0"/>
-          <w:lang w:bidi="he-IL"/>
-          <w14:ligatures w14:val="none"/>
-        </w:rPr>
-        <w:t xml:space="preserve"> </w:t>
-      </w:r>
-      <w:r>
-        <w:rPr>
-          <w:rFonts w:asciiTheme="majorBidi" w:eastAsia="Times New Roman" w:hAnsiTheme="majorBidi" w:cstheme="majorBidi"/>
-          <w:i/>
-          <w:iCs/>
-          <w:kern w:val="0"/>
-          <w:lang w:bidi="he-IL"/>
-          <w14:ligatures w14:val="none"/>
-        </w:rPr>
-        <w:t>Bilingualism: Language and Cognition, 18</w:t>
-      </w:r>
-      <w:r>
-        <w:rPr>
-          <w:rFonts w:asciiTheme="majorBidi" w:eastAsia="Times New Roman" w:hAnsiTheme="majorBidi" w:cstheme="majorBidi"/>
-          <w:kern w:val="0"/>
-          <w:lang w:bidi="he-IL"/>
-          <w14:ligatures w14:val="none"/>
-        </w:rPr>
-        <w:t>, 657-669.</w:t>
-      </w:r>
-    </w:p>
-    <w:p>
-      <w:pPr>
-        <w:spacing w:line="240" w:lineRule="auto"/>
-        <w:ind w:left="360" w:hanging="360"/>
-        <w:rPr>
-          <w:rFonts w:asciiTheme="majorBidi" w:eastAsia="Times New Roman" w:hAnsiTheme="majorBidi" w:cstheme="majorBidi"/>
-          <w:kern w:val="0"/>
-          <w:lang w:bidi="he-IL"/>
-          <w14:ligatures w14:val="none"/>
-        </w:rPr>
-      </w:pPr>
-      <w:r>
-        <w:rPr>
-          <w:rFonts w:asciiTheme="majorBidi" w:eastAsia="Times New Roman" w:hAnsiTheme="majorBidi" w:cstheme="majorBidi"/>
-          <w:kern w:val="0"/>
-          <w:lang w:bidi="he-IL"/>
-          <w14:ligatures w14:val="none"/>
-        </w:rPr>
-        <w:t xml:space="preserve">Zhao, X., Li, P., Liu, Y., Fang, X., &amp; Shu, H. (2011). </w:t>
+        <w:t xml:space="preserve">Zhou, X., &amp; Marslen-Wilson, W. (2000). </w:t>
       </w:r>
       <w:hyperlink r:id="rId27" w:history="1">
-        <w:r>
-          <w:rPr>
-            <w:rFonts w:asciiTheme="majorBidi" w:eastAsia="Times New Roman" w:hAnsiTheme="majorBidi" w:cstheme="majorBidi"/>
-            <w:color w:val="0000FF"/>
-            <w:kern w:val="0"/>
-            <w:u w:val="single"/>
-            <w:lang w:bidi="he-IL"/>
-            <w14:ligatures w14:val="none"/>
-          </w:rPr>
-          <w:t>Cross-language priming of Chinese-English bilinguals with different second language proficiency levels</w:t>
-        </w:r>
-      </w:hyperlink>
-      <w:r>
-        <w:rPr>
-          <w:rFonts w:asciiTheme="majorBidi" w:eastAsia="Times New Roman" w:hAnsiTheme="majorBidi" w:cstheme="majorBidi"/>
-          <w:kern w:val="0"/>
-          <w:lang w:bidi="he-IL"/>
-          <w14:ligatures w14:val="none"/>
-        </w:rPr>
-        <w:t xml:space="preserve">. </w:t>
-      </w:r>
-      <w:r>
-        <w:rPr>
-          <w:rFonts w:asciiTheme="majorBidi" w:eastAsia="Times New Roman" w:hAnsiTheme="majorBidi" w:cstheme="majorBidi"/>
-          <w:i/>
-          <w:iCs/>
-          <w:kern w:val="0"/>
-          <w:lang w:bidi="he-IL"/>
-          <w14:ligatures w14:val="none"/>
-        </w:rPr>
-        <w:t>Proceedings of the 33rd Annual Meeting of the Cognitive Science Society</w:t>
-      </w:r>
-      <w:r>
-        <w:rPr>
-          <w:rFonts w:asciiTheme="majorBidi" w:eastAsia="Times New Roman" w:hAnsiTheme="majorBidi" w:cstheme="majorBidi"/>
-          <w:kern w:val="0"/>
-          <w:lang w:bidi="he-IL"/>
-          <w14:ligatures w14:val="none"/>
-        </w:rPr>
-        <w:t>.</w:t>
-      </w:r>
-    </w:p>
-    <w:p>
-      <w:pPr>
-        <w:spacing w:line="240" w:lineRule="auto"/>
-        <w:ind w:left="360" w:hanging="360"/>
-        <w:rPr>
-          <w:rFonts w:asciiTheme="majorBidi" w:eastAsia="Times New Roman" w:hAnsiTheme="majorBidi" w:cstheme="majorBidi"/>
-          <w:kern w:val="0"/>
-          <w:lang w:bidi="he-IL"/>
-          <w14:ligatures w14:val="none"/>
-        </w:rPr>
-      </w:pPr>
-      <w:r>
-        <w:rPr>
-          <w:rFonts w:asciiTheme="majorBidi" w:eastAsia="Times New Roman" w:hAnsiTheme="majorBidi" w:cstheme="majorBidi"/>
-          <w:kern w:val="0"/>
-          <w:lang w:bidi="he-IL"/>
-          <w14:ligatures w14:val="none"/>
-        </w:rPr>
-        <w:t xml:space="preserve">Zhou, X., &amp; Marslen-Wilson, W. (2000). </w:t>
-      </w:r>
-      <w:hyperlink r:id="rId28" w:history="1">
         <w:r>
           <w:rPr>
             <w:rFonts w:asciiTheme="majorBidi" w:eastAsia="Times New Roman" w:hAnsiTheme="majorBidi" w:cstheme="majorBidi"/>
@@ -5272,7 +5163,7 @@
       </w:pPr>
     </w:p>
     <w:sectPr>
-      <w:headerReference w:type="default" r:id="rId29"/>
+      <w:headerReference w:type="default" r:id="rId28"/>
       <w:pgSz w:w="11894" w:h="16819"/>
       <w:pgMar w:top="1440" w:right="1440" w:bottom="1440" w:left="1440" w:header="720" w:footer="720" w:gutter="0"/>
       <w:cols w:space="720"/>
@@ -6465,7 +6356,6 @@
     <w:name w:val="Hyperlink"/>
     <w:basedOn w:val="DefaultParagraphFont"/>
     <w:uiPriority w:val="99"/>
-    <w:semiHidden/>
     <w:unhideWhenUsed/>
     <w:rsid w:val="000844F5"/>
     <w:rPr>
@@ -6527,6 +6417,18 @@
     <w:link w:val="Footer"/>
     <w:uiPriority w:val="99"/>
     <w:rsid w:val="004E35D1"/>
+  </w:style>
+  <w:style w:type="character" w:styleId="UnresolvedMention">
+    <w:name w:val="Unresolved Mention"/>
+    <w:basedOn w:val="DefaultParagraphFont"/>
+    <w:uiPriority w:val="99"/>
+    <w:semiHidden/>
+    <w:unhideWhenUsed/>
+    <w:rsid w:val="00875446"/>
+    <w:rPr>
+      <w:color w:val="605E5C"/>
+      <w:shd w:val="clear" w:color="auto" w:fill="E1DFDD"/>
+    </w:rPr>
   </w:style>
 </w:styles>
 </file>
